--- a/docs/guides/Groq_API-Key_erstellen_-_Schritt-fuer-Schritt-Anleitung.docx
+++ b/docs/guides/Groq_API-Key_erstellen_-_Schritt-fuer-Schritt-Anleitung.docx
@@ -27,7 +27,7 @@
     </w:p>
     <w:p>
       <w:r>
-        <w:t>Ein API-Key ist eine eindeutige Zeichenfolge, die zur Authentifizierung und Autorisierung von Anfragen an eine API verwendet wird. Die Groq-Plattform bietet eine einfache Möglichkeit, API-Keys zu erstellen und zu verwalten. Diese Anleitung erklärt Schritt-für-Schritt, wie Anwender einen API-Key auf der Groq-Plattform erstellen können.</w:t>
+        <w:t>Ein API-Key ist ein eindeutiger Schlüssel, der zur Authentifizierung und Autorisierung von Anfragen an eine API verwendet wird. Die Groq API ist eine Plattform, die es Entwicklern ermöglicht, künstliche Intelligenz und maschinelles Lernen in ihre Anwendungen zu integrieren. Die Zielsetzung dieser Anleitung ist es, Benutzern Schritt-für-Schritt zu erklären, wie sie einen Groq API-Key erstellen können. Ein API-Key ist notwendig, um auf die Groq API zuzugreifen und ihre Funktionen zu nutzen.</w:t>
       </w:r>
     </w:p>
     <w:p>
@@ -43,7 +43,7 @@
     </w:p>
     <w:p>
       <w:r>
-        <w:t>Um die Groq-Plattform zu nutzen, muss die Webseite console.groq.com aufgerufen werden. Die Anmeldung kann über verschiedene Methoden wie Google, GitHub oder E-Mail erfolgen. Nach dem Aufrufen der Webseite muss der Benutzer auf den Anmeldeschirm navigieren, um den Anmeldevorgang zu starten.</w:t>
+        <w:t>Um die Groq-Webseite aufzurufen, müssen Benutzer die URL console.groq.com in ihren Webbrowser eingeben. Die Groq-Webseite bietet eine Benutzeroberfläche, über die Benutzer auf ihre Konten und die API zugreifen können. Benutzer müssen sich auf der Groq-Webseite anmelden, um auf ihre Konten und die API zuzugreifen. Die Anmeldung auf der Groq-Webseite kann über Google, GitHub oder eine E-Mail-Adresse erfolgen.</w:t>
       </w:r>
     </w:p>
     <w:p>
@@ -56,7 +56,7 @@
           <w:color w:val="888888"/>
           <w:sz w:val="20"/>
         </w:rPr>
-        <w:t>[Screenshot]  [Zeigt den Anmeldeschirm der Groq-Plattform]</w:t>
+        <w:t>[Screenshot]  [Die Groq-Webseite anzeigen]</w:t>
       </w:r>
     </w:p>
     <w:p>
@@ -72,7 +72,7 @@
     </w:p>
     <w:p>
       <w:r>
-        <w:t>Die Registrierung auf der Groq-Plattform kann über Google, GitHub oder E-Mail erfolgen. Der Benutzer muss seine E-Mail-Adresse und ein Passwort angeben, um den Registrierungsprozess zu starten. Nach der Registrierung erhält der Benutzer eine Bestätigungs-E-Mail, die er zur Aktivierung seines Kontos benötigt.</w:t>
+        <w:t>Um einen Groq-Account zu erstellen, müssen Benutzer auf der Groq-Webseite auf den Registrierungs-Button klicken. Die Registrierung auf der Groq-Webseite kann über Google, GitHub oder eine E-Mail-Adresse erfolgen. Benutzer müssen ihre Kontaktdaten und eine gültige E-Mail-Adresse angeben, um einen Groq-Account zu erstellen. Nach der Registrierung erhalten Benutzer eine Bestätigungs-E-Mail, die sie bestätigen müssen, um ihren Account zu aktivieren.</w:t>
       </w:r>
     </w:p>
     <w:p>
@@ -85,7 +85,7 @@
           <w:color w:val="888888"/>
           <w:sz w:val="20"/>
         </w:rPr>
-        <w:t>[Screenshot]  [Zeigt den Registrierungsprozess der Groq-Plattform]</w:t>
+        <w:t>[Screenshot]  [Die Registrierungsseite anzeigen]</w:t>
       </w:r>
     </w:p>
     <w:p>
@@ -101,7 +101,7 @@
     </w:p>
     <w:p>
       <w:r>
-        <w:t>Nach der Anmeldung muss der Benutzer zur API-Key-Sektion navigieren, um einen neuen API-Key zu erstellen. Die Benutzeroberfläche der Groq-Plattform bietet eine intuitive Navigation, um zur API-Key-Sektion zu gelangen. Der Benutzer muss auf das entsprechende Menüelement klicken, um zur API-Key-Sektion zu navigieren.</w:t>
+        <w:t>Um zur API-Key-Sektion zu gelangen, müssen Benutzer auf der Groq-Webseite auf ihr Konto zugreifen und dann auf die API-Keys-Option klicken. Die API-Key-Sektion bietet eine Übersicht über alle erstellten API-Keys und ermöglicht es Benutzern, neue API-Keys zu erstellen oder bestehende zu bearbeiten. Benutzer können in der API-Key-Sektion auch die Berechtigungen und die Gültigkeit ihrer API-Keys überprüfen. Die API-Key-Sektion ist nur für authentifizierte Benutzer zugänglich.</w:t>
       </w:r>
     </w:p>
     <w:p>
@@ -114,7 +114,7 @@
           <w:color w:val="888888"/>
           <w:sz w:val="20"/>
         </w:rPr>
-        <w:t>[Screenshot]  [Zeigt die Navigation zur API-Key-Sektion]</w:t>
+        <w:t>[Screenshot]  [Die API-Key-Sektion anzeigen]</w:t>
       </w:r>
     </w:p>
     <w:p>
@@ -130,7 +130,7 @@
     </w:p>
     <w:p>
       <w:r>
-        <w:t>Der API-Key kann durch Klicken auf den entsprechenden Button erstellt werden. Es ist wichtig, den API-Key sicher zu speichern, um unbefugten Zugriff zu vermeiden. Der Benutzer sollte den API-Key an einem sicheren Ort speichern, wie z.B. in einem Passwort-Manager.</w:t>
+        <w:t>Um einen API-Key zu erstellen, müssen Benutzer in der API-Key-Sektion auf den Erstell-Button klicken und die erforderlichen Informationen angeben. Der erstellte API-Key sollte sicher gespeichert werden, um unbefugten Zugriff zu verhindern. Benutzer sollten ihren API-Key nicht an andere Personen weitergeben oder in öffentlich zugänglichen Bereichen speichern. Es ist ratsam, den API-Key regelmäßig zu ändern, um die Sicherheit zu erhöhen.</w:t>
       </w:r>
     </w:p>
     <w:p>
@@ -143,7 +143,7 @@
           <w:color w:val="888888"/>
           <w:sz w:val="20"/>
         </w:rPr>
-        <w:t>[Icon]  [Zeigt ein Symbol für sichere Speicherung]</w:t>
+        <w:t>[Icon]  [Die Sicherheit des API-Keys symbolisieren]</w:t>
       </w:r>
     </w:p>
     <w:p>
@@ -159,7 +159,7 @@
     </w:p>
     <w:p>
       <w:r>
-        <w:t>Die Erstellung eines API-Keys auf der Groq-Plattform ist ein wichtiger Schritt, um Anwendungen zu entwickeln, die auf die Plattform zugreifen. Es gibt verschiedene Möglichkeiten, den API-Key zu verwenden, wie z.B. in der Entwicklung von Webanwendungen oder mobilen Apps. Der Benutzer kann weitere Informationen über die Verwendung des API-Keys auf der Groq-Plattform finden, indem er die offizielle Dokumentation konsultiert.</w:t>
+        <w:t>Die Erstellung eines Groq API-Keys ist ein wichtiger Schritt, um auf die Groq API zuzugreifen und ihre Funktionen zu nutzen. Benutzer sollten die Anleitung sorgfältig befolgen, um sicherzustellen, dass sie ihren API-Key korrekt erstellen und sicher speichern. Weitere Informationen und Ressourcen zur Groq API und zum API-Key sind auf der Groq-Webseite verfügbar. Benutzer können auch die Groq-Dokumentation und die Community-Forum-Beiträge konsultieren, um weitere Fragen zu klären.</w:t>
       </w:r>
     </w:p>
     <w:p>
@@ -178,7 +178,7 @@
         <w:pStyle w:val="ListBullet"/>
       </w:pPr>
       <w:r>
-        <w:t>Groq-Plattform</w:t>
+        <w:t>Groq API-Dokumentation</w:t>
       </w:r>
     </w:p>
     <w:p>
@@ -186,7 +186,7 @@
         <w:pStyle w:val="ListBullet"/>
       </w:pPr>
       <w:r>
-        <w:t>Offizielle Dokumentation</w:t>
+        <w:t>Groq-Webseite</w:t>
       </w:r>
     </w:p>
     <w:sectPr>
